--- a/00_总控宪章与自动化引擎/01_从0到1剧集全流程十大阶段把控标准专著/01_《第一阶段：优质内容核心底层逻辑、受众情绪出口、垂类出新与立项把控标准》.docx
+++ b/00_总控宪章与自动化引擎/01_从0到1剧集全流程十大阶段把控标准专著/01_《第一阶段：优质内容核心底层逻辑、受众情绪出口、垂类出新与立项把控标准》.docx
@@ -170,9 +170,6 @@
         </w:tc>
       </w:tr>
       <w:tr>
-        <w:trPr>
-          <w:cantSplit/>
-        </w:trPr>
         <w:tc>
           <w:tcPr>
             <w:tcW w:type="dxa" w:w="2592"/>
@@ -263,9 +260,6 @@
         </w:tc>
       </w:tr>
       <w:tr>
-        <w:trPr>
-          <w:cantSplit/>
-        </w:trPr>
         <w:tc>
           <w:tcPr>
             <w:tcW w:type="dxa" w:w="2592"/>
@@ -363,9 +357,6 @@
         </w:tc>
       </w:tr>
       <w:tr>
-        <w:trPr>
-          <w:cantSplit/>
-        </w:trPr>
         <w:tc>
           <w:tcPr>
             <w:tcW w:type="dxa" w:w="2592"/>
@@ -598,9 +589,6 @@
         </w:tc>
       </w:tr>
       <w:tr>
-        <w:trPr>
-          <w:cantSplit/>
-        </w:trPr>
         <w:tc>
           <w:tcPr>
             <w:tcW w:type="dxa" w:w="2592"/>
@@ -693,9 +681,6 @@
         </w:tc>
       </w:tr>
       <w:tr>
-        <w:trPr>
-          <w:cantSplit/>
-        </w:trPr>
         <w:tc>
           <w:tcPr>
             <w:tcW w:type="dxa" w:w="2592"/>
@@ -795,9 +780,6 @@
         </w:tc>
       </w:tr>
       <w:tr>
-        <w:trPr>
-          <w:cantSplit/>
-        </w:trPr>
         <w:tc>
           <w:tcPr>
             <w:tcW w:type="dxa" w:w="2592"/>
@@ -890,9 +872,6 @@
         </w:tc>
       </w:tr>
       <w:tr>
-        <w:trPr>
-          <w:cantSplit/>
-        </w:trPr>
         <w:tc>
           <w:tcPr>
             <w:tcW w:type="dxa" w:w="2592"/>

--- a/00_总控宪章与自动化引擎/01_从0到1剧集全流程十大阶段把控标准专著/01_《第一阶段：优质内容核心底层逻辑、受众情绪出口、垂类出新与立项把控标准》.docx
+++ b/00_总控宪章与自动化引擎/01_从0到1剧集全流程十大阶段把控标准专著/01_《第一阶段：优质内容核心底层逻辑、受众情绪出口、垂类出新与立项把控标准》.docx
@@ -967,6 +967,415 @@
         </w:tc>
       </w:tr>
     </w:tbl>
+    <w:p>
+      <w:pPr>
+        <w:spacing w:before="200" w:after="80" w:line="384" w:lineRule="auto"/>
+        <w:jc w:val="left"/>
+      </w:pPr>
+      <w:r>
+        <w:rPr>
+          <w:rFonts w:ascii="Arial" w:hAnsi="Arial" w:eastAsia="黑体"/>
+          <w:b/>
+          <w:color w:val="192D55"/>
+          <w:sz w:val="25"/>
+        </w:rPr>
+        <w:t>第三章　【新剧立项实操工具】故事精彩度、垂类出新度与三大情绪出口量化自检矩阵</w:t>
+      </w:r>
+    </w:p>
+    <w:tbl>
+      <w:tblPr>
+        <w:tblStyle w:val="TableGrid"/>
+        <w:tblW w:type="auto" w:w="0"/>
+        <w:jc w:val="center"/>
+        <w:tblLayout w:type="fixed"/>
+        <w:tblLook w:firstColumn="1" w:firstRow="1" w:lastColumn="0" w:lastRow="0" w:noHBand="0" w:noVBand="1" w:val="04A0"/>
+      </w:tblPr>
+      <w:tblGrid>
+        <w:gridCol w:w="3456"/>
+        <w:gridCol w:w="3456"/>
+        <w:gridCol w:w="3456"/>
+      </w:tblGrid>
+      <w:tr>
+        <w:trPr>
+          <w:tblHeader/>
+          <w:cantSplit/>
+        </w:trPr>
+        <w:tc>
+          <w:tcPr>
+            <w:tcW w:type="dxa" w:w="2664"/>
+            <w:vAlign w:val="center"/>
+            <w:tcMar>
+              <w:top w:w="130" w:type="dxa"/>
+              <w:bottom w:w="130" w:type="dxa"/>
+              <w:left w:w="150" w:type="dxa"/>
+              <w:right w:w="150" w:type="dxa"/>
+            </w:tcMar>
+            <w:shd w:fill="1F3864"/>
+          </w:tcPr>
+          <w:p>
+            <w:pPr>
+              <w:spacing w:before="40" w:after="40" w:line="312" w:lineRule="auto"/>
+              <w:jc w:val="center"/>
+            </w:pPr>
+            <w:r/>
+            <w:r>
+              <w:rPr>
+                <w:rFonts w:ascii="Arial" w:hAnsi="Arial" w:eastAsia="黑体"/>
+                <w:b/>
+                <w:color w:val="FFFFFF"/>
+                <w:sz w:val="19"/>
+              </w:rPr>
+              <w:t>实操把控与自检维度</w:t>
+            </w:r>
+          </w:p>
+        </w:tc>
+        <w:tc>
+          <w:tcPr>
+            <w:tcW w:type="dxa" w:w="4104"/>
+            <w:vAlign w:val="center"/>
+            <w:tcMar>
+              <w:top w:w="130" w:type="dxa"/>
+              <w:bottom w:w="130" w:type="dxa"/>
+              <w:left w:w="150" w:type="dxa"/>
+              <w:right w:w="150" w:type="dxa"/>
+            </w:tcMar>
+            <w:shd w:fill="1F3864"/>
+          </w:tcPr>
+          <w:p>
+            <w:pPr>
+              <w:spacing w:before="40" w:after="40" w:line="312" w:lineRule="auto"/>
+              <w:jc w:val="center"/>
+            </w:pPr>
+            <w:r/>
+            <w:r>
+              <w:rPr>
+                <w:rFonts w:ascii="Arial" w:hAnsi="Arial" w:eastAsia="黑体"/>
+                <w:b/>
+                <w:color w:val="FFFFFF"/>
+                <w:sz w:val="19"/>
+              </w:rPr>
+              <w:t>工业级执行标准与质检清单（Checklist）</w:t>
+            </w:r>
+          </w:p>
+        </w:tc>
+        <w:tc>
+          <w:tcPr>
+            <w:tcW w:type="dxa" w:w="3600"/>
+            <w:vAlign w:val="center"/>
+            <w:tcMar>
+              <w:top w:w="130" w:type="dxa"/>
+              <w:bottom w:w="130" w:type="dxa"/>
+              <w:left w:w="150" w:type="dxa"/>
+              <w:right w:w="150" w:type="dxa"/>
+            </w:tcMar>
+            <w:shd w:fill="1F3864"/>
+          </w:tcPr>
+          <w:p>
+            <w:pPr>
+              <w:spacing w:before="40" w:after="40" w:line="312" w:lineRule="auto"/>
+              <w:jc w:val="center"/>
+            </w:pPr>
+            <w:r/>
+            <w:r>
+              <w:rPr>
+                <w:rFonts w:ascii="Arial" w:hAnsi="Arial" w:eastAsia="黑体"/>
+                <w:b/>
+                <w:color w:val="FFFFFF"/>
+                <w:sz w:val="19"/>
+              </w:rPr>
+              <w:t>新剧项目落地填写区</w:t>
+            </w:r>
+          </w:p>
+        </w:tc>
+      </w:tr>
+      <w:tr>
+        <w:tc>
+          <w:tcPr>
+            <w:tcW w:type="dxa" w:w="2664"/>
+            <w:vAlign w:val="center"/>
+            <w:tcMar>
+              <w:top w:w="105" w:type="dxa"/>
+              <w:bottom w:w="105" w:type="dxa"/>
+              <w:left w:w="145" w:type="dxa"/>
+              <w:right w:w="145" w:type="dxa"/>
+            </w:tcMar>
+          </w:tcPr>
+          <w:p>
+            <w:pPr>
+              <w:spacing w:before="40" w:after="40" w:line="341" w:lineRule="auto"/>
+              <w:jc w:val="left"/>
+            </w:pPr>
+            <w:r/>
+            <w:r>
+              <w:rPr>
+                <w:rFonts w:ascii="Times New Roman" w:hAnsi="Times New Roman" w:eastAsia="宋体"/>
+                <w:b/>
+                <w:color w:val="191919"/>
+                <w:sz w:val="19"/>
+              </w:rPr>
+              <w:t>1. 故事精彩度与强叙事驱动自检</w:t>
+            </w:r>
+          </w:p>
+        </w:tc>
+        <w:tc>
+          <w:tcPr>
+            <w:tcW w:type="dxa" w:w="4104"/>
+            <w:vAlign w:val="center"/>
+            <w:tcMar>
+              <w:top w:w="105" w:type="dxa"/>
+              <w:bottom w:w="105" w:type="dxa"/>
+              <w:left w:w="145" w:type="dxa"/>
+              <w:right w:w="145" w:type="dxa"/>
+            </w:tcMar>
+          </w:tcPr>
+          <w:p>
+            <w:pPr>
+              <w:spacing w:before="40" w:after="40" w:line="341" w:lineRule="auto"/>
+              <w:jc w:val="left"/>
+            </w:pPr>
+            <w:r/>
+            <w:r>
+              <w:rPr>
+                <w:rFonts w:ascii="Times New Roman" w:hAnsi="Times New Roman" w:eastAsia="宋体"/>
+                <w:b w:val="0"/>
+                <w:color w:val="191919"/>
+                <w:sz w:val="19"/>
+              </w:rPr>
+              <w:t>□ 开篇前3分钟是否抛出了不可逆的生存/情感危机？</w:t>
+              <w:br/>
+              <w:t>□ 是否具备贯穿全剧的倒计时死线（Deadline）？</w:t>
+              <w:br/>
+              <w:t>□ 每集是否至少有2次打破观众预期的局势反转？</w:t>
+            </w:r>
+          </w:p>
+        </w:tc>
+        <w:tc>
+          <w:tcPr>
+            <w:tcW w:type="dxa" w:w="3600"/>
+            <w:vAlign w:val="center"/>
+            <w:tcMar>
+              <w:top w:w="105" w:type="dxa"/>
+              <w:bottom w:w="105" w:type="dxa"/>
+              <w:left w:w="145" w:type="dxa"/>
+              <w:right w:w="145" w:type="dxa"/>
+            </w:tcMar>
+          </w:tcPr>
+          <w:p>
+            <w:pPr>
+              <w:spacing w:before="40" w:after="40" w:line="341" w:lineRule="auto"/>
+              <w:jc w:val="left"/>
+            </w:pPr>
+            <w:r/>
+            <w:r>
+              <w:rPr>
+                <w:rFonts w:ascii="Times New Roman" w:hAnsi="Times New Roman" w:eastAsia="宋体"/>
+                <w:b w:val="0"/>
+                <w:color w:val="191919"/>
+                <w:sz w:val="19"/>
+              </w:rPr>
+              <w:t>【本项目强叙事驱动引擎填写】：</w:t>
+              <w:br/>
+              <w:t>1. 核心死线：________________</w:t>
+              <w:br/>
+              <w:t>2. 初始危机：________________</w:t>
+            </w:r>
+          </w:p>
+        </w:tc>
+      </w:tr>
+      <w:tr>
+        <w:tc>
+          <w:tcPr>
+            <w:tcW w:type="dxa" w:w="2664"/>
+            <w:vAlign w:val="center"/>
+            <w:tcMar>
+              <w:top w:w="105" w:type="dxa"/>
+              <w:bottom w:w="105" w:type="dxa"/>
+              <w:left w:w="145" w:type="dxa"/>
+              <w:right w:w="145" w:type="dxa"/>
+            </w:tcMar>
+            <w:shd w:fill="F7FAFC"/>
+          </w:tcPr>
+          <w:p>
+            <w:pPr>
+              <w:spacing w:before="40" w:after="40" w:line="341" w:lineRule="auto"/>
+              <w:jc w:val="center"/>
+            </w:pPr>
+            <w:r/>
+            <w:r>
+              <w:rPr>
+                <w:rFonts w:ascii="Times New Roman" w:hAnsi="Times New Roman" w:eastAsia="宋体"/>
+                <w:b/>
+                <w:color w:val="191919"/>
+                <w:sz w:val="19"/>
+              </w:rPr>
+              <w:t>2. 垂类赛道反套路出新自检</w:t>
+            </w:r>
+          </w:p>
+        </w:tc>
+        <w:tc>
+          <w:tcPr>
+            <w:tcW w:type="dxa" w:w="4104"/>
+            <w:vAlign w:val="center"/>
+            <w:tcMar>
+              <w:top w:w="105" w:type="dxa"/>
+              <w:bottom w:w="105" w:type="dxa"/>
+              <w:left w:w="145" w:type="dxa"/>
+              <w:right w:w="145" w:type="dxa"/>
+            </w:tcMar>
+            <w:shd w:fill="F7FAFC"/>
+          </w:tcPr>
+          <w:p>
+            <w:pPr>
+              <w:spacing w:before="40" w:after="40" w:line="341" w:lineRule="auto"/>
+              <w:jc w:val="left"/>
+            </w:pPr>
+            <w:r/>
+            <w:r>
+              <w:rPr>
+                <w:rFonts w:ascii="Times New Roman" w:hAnsi="Times New Roman" w:eastAsia="宋体"/>
+                <w:b w:val="0"/>
+                <w:color w:val="191919"/>
+                <w:sz w:val="19"/>
+              </w:rPr>
+              <w:t>□ 是否列出了同类题材最常见的3个俗套写法并明确废除？</w:t>
+              <w:br/>
+              <w:t>□ 是否遵循“20%高概念×40%强现实烟火×40%反套路人性母题”配比？</w:t>
+              <w:br/>
+              <w:t>□ 主角靠捷径获得的局部胜利是否会招致更惨痛的代价？</w:t>
+            </w:r>
+          </w:p>
+        </w:tc>
+        <w:tc>
+          <w:tcPr>
+            <w:tcW w:type="dxa" w:w="3600"/>
+            <w:vAlign w:val="center"/>
+            <w:tcMar>
+              <w:top w:w="105" w:type="dxa"/>
+              <w:bottom w:w="105" w:type="dxa"/>
+              <w:left w:w="145" w:type="dxa"/>
+              <w:right w:w="145" w:type="dxa"/>
+            </w:tcMar>
+            <w:shd w:fill="F7FAFC"/>
+          </w:tcPr>
+          <w:p>
+            <w:pPr>
+              <w:spacing w:before="40" w:after="40" w:line="341" w:lineRule="auto"/>
+              <w:jc w:val="left"/>
+            </w:pPr>
+            <w:r/>
+            <w:r>
+              <w:rPr>
+                <w:rFonts w:ascii="Times New Roman" w:hAnsi="Times New Roman" w:eastAsia="宋体"/>
+                <w:b w:val="0"/>
+                <w:color w:val="191919"/>
+                <w:sz w:val="19"/>
+              </w:rPr>
+              <w:t>【本项目反套路出新设计填写】：</w:t>
+              <w:br/>
+              <w:t>1. 废除的俗套：______________</w:t>
+              <w:br/>
+              <w:t>2. 捷径的反噬：______________</w:t>
+            </w:r>
+          </w:p>
+        </w:tc>
+      </w:tr>
+      <w:tr>
+        <w:tc>
+          <w:tcPr>
+            <w:tcW w:type="dxa" w:w="2664"/>
+            <w:vAlign w:val="center"/>
+            <w:tcMar>
+              <w:top w:w="105" w:type="dxa"/>
+              <w:bottom w:w="105" w:type="dxa"/>
+              <w:left w:w="145" w:type="dxa"/>
+              <w:right w:w="145" w:type="dxa"/>
+            </w:tcMar>
+          </w:tcPr>
+          <w:p>
+            <w:pPr>
+              <w:spacing w:before="40" w:after="40" w:line="341" w:lineRule="auto"/>
+              <w:jc w:val="left"/>
+            </w:pPr>
+            <w:r/>
+            <w:r>
+              <w:rPr>
+                <w:rFonts w:ascii="Times New Roman" w:hAnsi="Times New Roman" w:eastAsia="宋体"/>
+                <w:b/>
+                <w:color w:val="191919"/>
+                <w:sz w:val="19"/>
+              </w:rPr>
+              <w:t>3. 从情感向内心出发的三大情绪出口</w:t>
+            </w:r>
+          </w:p>
+        </w:tc>
+        <w:tc>
+          <w:tcPr>
+            <w:tcW w:type="dxa" w:w="4104"/>
+            <w:vAlign w:val="center"/>
+            <w:tcMar>
+              <w:top w:w="105" w:type="dxa"/>
+              <w:bottom w:w="105" w:type="dxa"/>
+              <w:left w:w="145" w:type="dxa"/>
+              <w:right w:w="145" w:type="dxa"/>
+            </w:tcMar>
+          </w:tcPr>
+          <w:p>
+            <w:pPr>
+              <w:spacing w:before="40" w:after="40" w:line="341" w:lineRule="auto"/>
+              <w:jc w:val="left"/>
+            </w:pPr>
+            <w:r/>
+            <w:r>
+              <w:rPr>
+                <w:rFonts w:ascii="Times New Roman" w:hAnsi="Times New Roman" w:eastAsia="宋体"/>
+                <w:b w:val="0"/>
+                <w:color w:val="191919"/>
+                <w:sz w:val="19"/>
+              </w:rPr>
+              <w:t>□ 亲情线是否有“刀子嘴与隐秘付出物证”的极致反差？</w:t>
+              <w:br/>
+              <w:t>□ 友情/同侪线是否有“不计得失、赌上前途相护”的纯粹高光？</w:t>
+              <w:br/>
+              <w:t>□ 爱情线是否尊重彼此独立人格、具备绝境本能守护？</w:t>
+            </w:r>
+          </w:p>
+        </w:tc>
+        <w:tc>
+          <w:tcPr>
+            <w:tcW w:type="dxa" w:w="3600"/>
+            <w:vAlign w:val="center"/>
+            <w:tcMar>
+              <w:top w:w="105" w:type="dxa"/>
+              <w:bottom w:w="105" w:type="dxa"/>
+              <w:left w:w="145" w:type="dxa"/>
+              <w:right w:w="145" w:type="dxa"/>
+            </w:tcMar>
+          </w:tcPr>
+          <w:p>
+            <w:pPr>
+              <w:spacing w:before="40" w:after="40" w:line="341" w:lineRule="auto"/>
+              <w:jc w:val="left"/>
+            </w:pPr>
+            <w:r/>
+            <w:r>
+              <w:rPr>
+                <w:rFonts w:ascii="Times New Roman" w:hAnsi="Times New Roman" w:eastAsia="宋体"/>
+                <w:b w:val="0"/>
+                <w:color w:val="191919"/>
+                <w:sz w:val="19"/>
+              </w:rPr>
+              <w:t>【本项目三大情绪出口名场面预埋】：</w:t>
+              <w:br/>
+              <w:t>1. 亲情催泪场：______________</w:t>
+              <w:br/>
+              <w:t>2. 友情热血场：______________</w:t>
+              <w:br/>
+              <w:t>3. 爱情救赎场：______________</w:t>
+            </w:r>
+          </w:p>
+        </w:tc>
+      </w:tr>
+    </w:tbl>
     <w:sectPr>
       <w:pgSz w:w="12240" w:h="15840"/>
       <w:pgMar w:top="1080" w:right="936" w:bottom="1080" w:left="936" w:header="720" w:footer="720" w:gutter="0"/>
